--- a/grc/docx/64.content.docx
+++ b/grc/docx/64.content.docx
@@ -7,7 +7,7 @@
       <w:pPr/>
       <w:r>
         <w:rPr>
-          <w:lang w:val="en_US" w:bidi="en_US"/>
+          <w:lang w:val="el_GR" w:bidi="el_GR"/>
         </w:rPr>
       </w:r>
     </w:p>
@@ -17,13 +17,13 @@
       </w:pPr>
       <w:r>
         <w:rPr>
-          <w:lang w:val="en_US" w:bidi="en_US"/>
+          <w:lang w:val="el_GR" w:bidi="el_GR"/>
         </w:rPr>
         <w:t>Resource: The SBL Greek New Testament</w:t>
       </w:r>
       <w:r>
         <w:rPr>
-          <w:lang w:val="en_US" w:bidi="en_US"/>
+          <w:lang w:val="el_GR" w:bidi="el_GR"/>
         </w:rPr>
       </w:r>
     </w:p>
@@ -31,26 +31,26 @@
       <w:pPr/>
       <w:r>
         <w:rPr>
-          <w:lang w:val="en_US" w:bidi="en_US"/>
+          <w:lang w:val="el_GR" w:bidi="el_GR"/>
         </w:rPr>
       </w:r>
       <w:r>
         <w:rPr>
           <w:b/>
-          <w:lang w:val="en_US" w:bidi="en_US"/>
+          <w:lang w:val="el_GR" w:bidi="el_GR"/>
         </w:rPr>
         <w:t>The SBL Greek New Testament</w:t>
       </w:r>
       <w:r>
         <w:rPr>
-          <w:lang w:val="en_US" w:bidi="en_US"/>
+          <w:lang w:val="el_GR" w:bidi="el_GR"/>
         </w:rPr>
         <w:t xml:space="preserve"> © 2010 </w:t>
       </w:r>
       <w:hyperlink r:id="rId13">
         <w:r>
           <w:rPr>
-            <w:lang w:val="en_US" w:bidi="en_US"/>
+            <w:lang w:val="el_GR" w:bidi="el_GR"/>
           </w:rPr>
           <w:rPr>
             <w:color w:val="0000EE"/>
@@ -61,14 +61,14 @@
       </w:hyperlink>
       <w:r>
         <w:rPr>
-          <w:lang w:val="en_US" w:bidi="en_US"/>
+          <w:lang w:val="el_GR" w:bidi="el_GR"/>
         </w:rPr>
         <w:t xml:space="preserve">, licensed under a </w:t>
       </w:r>
       <w:hyperlink r:id="rId14">
         <w:r>
           <w:rPr>
-            <w:lang w:val="en_US" w:bidi="en_US"/>
+            <w:lang w:val="el_GR" w:bidi="el_GR"/>
           </w:rPr>
           <w:rPr>
             <w:color w:val="0000EE"/>
@@ -79,18 +79,18 @@
       </w:hyperlink>
       <w:r>
         <w:rPr>
-          <w:lang w:val="en_US" w:bidi="en_US"/>
+          <w:lang w:val="el_GR" w:bidi="el_GR"/>
         </w:rPr>
         <w:t>.</w:t>
       </w:r>
       <w:r>
         <w:rPr>
-          <w:lang w:val="en_US" w:bidi="en_US"/>
-        </w:rPr>
-      </w:r>
-      <w:r>
-        <w:rPr>
-          <w:lang w:val="en_US" w:bidi="en_US"/>
+          <w:lang w:val="el_GR" w:bidi="el_GR"/>
+        </w:rPr>
+      </w:r>
+      <w:r>
+        <w:rPr>
+          <w:lang w:val="el_GR" w:bidi="el_GR"/>
         </w:rPr>
       </w:r>
     </w:p>
@@ -100,7 +100,7 @@
       </w:pPr>
       <w:r>
         <w:rPr>
-          <w:lang w:val="en_US" w:bidi="en_US"/>
+          <w:lang w:val="el_GR" w:bidi="el_GR"/>
         </w:rPr>
         <w:t>The SBL Greek New Testament</w:t>
       </w:r>
@@ -127,7 +127,7 @@
       <w:pPr/>
       <w:r>
         <w:rPr>
-          <w:lang w:val="en_US" w:bidi="en_US"/>
+          <w:lang w:val="el_GR" w:bidi="el_GR"/>
         </w:rPr>
       </w:r>
     </w:p>
@@ -137,7 +137,7 @@
       </w:pPr>
       <w:r>
         <w:rPr>
-          <w:lang w:val="en_US" w:bidi="en_US"/>
+          <w:lang w:val="el_GR" w:bidi="el_GR"/>
         </w:rPr>
       </w:r>
     </w:p>
@@ -145,23 +145,23 @@
       <w:pPr/>
       <w:r>
         <w:rPr>
-          <w:lang w:val="en_US" w:bidi="en_US"/>
-        </w:rPr>
-      </w:r>
-      <w:r>
-        <w:rPr>
-          <w:lang w:val="en_US" w:bidi="en_US"/>
+          <w:lang w:val="el_GR" w:bidi="el_GR"/>
+        </w:rPr>
+      </w:r>
+      <w:r>
+        <w:rPr>
+          <w:lang w:val="el_GR" w:bidi="el_GR"/>
         </w:rPr>
         <w:t xml:space="preserve"> </w:t>
       </w:r>
       <w:r>
         <w:rPr>
-          <w:lang w:val="en_US" w:bidi="en_US"/>
-        </w:rPr>
-      </w:r>
-      <w:r>
-        <w:rPr>
-          <w:lang w:val="en_US" w:bidi="en_US"/>
+          <w:lang w:val="el_GR" w:bidi="el_GR"/>
+        </w:rPr>
+      </w:r>
+      <w:r>
+        <w:rPr>
+          <w:lang w:val="el_GR" w:bidi="el_GR"/>
         </w:rPr>
       </w:r>
     </w:p>
@@ -186,13 +186,13 @@
       </w:pPr>
       <w:r>
         <w:rPr>
-          <w:lang w:val="en_US" w:bidi="en_US"/>
+          <w:lang w:val="el_GR" w:bidi="el_GR"/>
         </w:rPr>
         <w:t>3 John 1:1</w:t>
       </w:r>
       <w:r>
         <w:rPr>
-          <w:lang w:val="en_US" w:bidi="en_US"/>
+          <w:lang w:val="el_GR" w:bidi="el_GR"/>
         </w:rPr>
       </w:r>
     </w:p>
@@ -200,19 +200,19 @@
       <w:pPr/>
       <w:r>
         <w:rPr>
-          <w:lang w:val="en_US" w:bidi="en_US"/>
+          <w:lang w:val="el_GR" w:bidi="el_GR"/>
         </w:rPr>
       </w:r>
       <w:r>
         <w:rPr>
           <w:vertAlign w:val="superscript"/>
-          <w:lang w:val="en_US" w:bidi="en_US"/>
+          <w:lang w:val="el_GR" w:bidi="el_GR"/>
         </w:rPr>
         <w:t>1</w:t>
       </w:r>
       <w:r>
         <w:rPr>
-          <w:lang w:val="en_US" w:bidi="en_US"/>
+          <w:lang w:val="el_GR" w:bidi="el_GR"/>
         </w:rPr>
         <w:t xml:space="preserve"> Ὁ πρεσβύτερος Γαΐῳ τῷ ἀγαπητῷ, ὃν ἐγὼ ἀγαπῶ ἐν ἀληθείᾳ.</w:t>
       </w:r>
@@ -221,19 +221,19 @@
       <w:pPr/>
       <w:r>
         <w:rPr>
-          <w:lang w:val="en_US" w:bidi="en_US"/>
+          <w:lang w:val="el_GR" w:bidi="el_GR"/>
         </w:rPr>
       </w:r>
       <w:r>
         <w:rPr>
           <w:vertAlign w:val="superscript"/>
-          <w:lang w:val="en_US" w:bidi="en_US"/>
+          <w:lang w:val="el_GR" w:bidi="el_GR"/>
         </w:rPr>
         <w:t>2</w:t>
       </w:r>
       <w:r>
         <w:rPr>
-          <w:lang w:val="en_US" w:bidi="en_US"/>
+          <w:lang w:val="el_GR" w:bidi="el_GR"/>
         </w:rPr>
         <w:t xml:space="preserve"> Ἀγαπητέ, περὶ πάντων εὔχομαί σε εὐοδοῦσθαι καὶ ὑγιαίνειν, καθὼς εὐοδοῦταί σου ἡ ψυχή.</w:t>
       </w:r>
@@ -242,19 +242,19 @@
       <w:pPr/>
       <w:r>
         <w:rPr>
-          <w:lang w:val="en_US" w:bidi="en_US"/>
+          <w:lang w:val="el_GR" w:bidi="el_GR"/>
         </w:rPr>
       </w:r>
       <w:r>
         <w:rPr>
           <w:vertAlign w:val="superscript"/>
-          <w:lang w:val="en_US" w:bidi="en_US"/>
+          <w:lang w:val="el_GR" w:bidi="el_GR"/>
         </w:rPr>
         <w:t>3</w:t>
       </w:r>
       <w:r>
         <w:rPr>
-          <w:lang w:val="en_US" w:bidi="en_US"/>
+          <w:lang w:val="el_GR" w:bidi="el_GR"/>
         </w:rPr>
         <w:t xml:space="preserve"> ἐχάρην γὰρ λίαν ἐρχομένων ἀδελφῶν καὶ μαρτυρούντων σου τῇ ἀληθείᾳ, καθὼς σὺ ἐν ἀληθείᾳ περιπατεῖς.</w:t>
       </w:r>
@@ -263,19 +263,19 @@
       <w:pPr/>
       <w:r>
         <w:rPr>
-          <w:lang w:val="en_US" w:bidi="en_US"/>
+          <w:lang w:val="el_GR" w:bidi="el_GR"/>
         </w:rPr>
       </w:r>
       <w:r>
         <w:rPr>
           <w:vertAlign w:val="superscript"/>
-          <w:lang w:val="en_US" w:bidi="en_US"/>
+          <w:lang w:val="el_GR" w:bidi="el_GR"/>
         </w:rPr>
         <w:t>4</w:t>
       </w:r>
       <w:r>
         <w:rPr>
-          <w:lang w:val="en_US" w:bidi="en_US"/>
+          <w:lang w:val="el_GR" w:bidi="el_GR"/>
         </w:rPr>
         <w:t xml:space="preserve"> μειζοτέραν τούτων οὐκ ἔχω χαράν, ἵνα ἀκούω τὰ ἐμὰ τέκνα ἐν τῇ ἀληθείᾳ περιπατοῦντα.</w:t>
       </w:r>
@@ -284,19 +284,19 @@
       <w:pPr/>
       <w:r>
         <w:rPr>
-          <w:lang w:val="en_US" w:bidi="en_US"/>
+          <w:lang w:val="el_GR" w:bidi="el_GR"/>
         </w:rPr>
       </w:r>
       <w:r>
         <w:rPr>
           <w:vertAlign w:val="superscript"/>
-          <w:lang w:val="en_US" w:bidi="en_US"/>
+          <w:lang w:val="el_GR" w:bidi="el_GR"/>
         </w:rPr>
         <w:t>5</w:t>
       </w:r>
       <w:r>
         <w:rPr>
-          <w:lang w:val="en_US" w:bidi="en_US"/>
+          <w:lang w:val="el_GR" w:bidi="el_GR"/>
         </w:rPr>
         <w:t xml:space="preserve"> Ἀγαπητέ, πιστὸν ποιεῖς ὃ ἐὰν ἐργάσῃ εἰς τοὺς ἀδελφοὺς καὶ τοῦτο ξένους,</w:t>
       </w:r>
@@ -305,19 +305,19 @@
       <w:pPr/>
       <w:r>
         <w:rPr>
-          <w:lang w:val="en_US" w:bidi="en_US"/>
+          <w:lang w:val="el_GR" w:bidi="el_GR"/>
         </w:rPr>
       </w:r>
       <w:r>
         <w:rPr>
           <w:vertAlign w:val="superscript"/>
-          <w:lang w:val="en_US" w:bidi="en_US"/>
+          <w:lang w:val="el_GR" w:bidi="el_GR"/>
         </w:rPr>
         <w:t>6</w:t>
       </w:r>
       <w:r>
         <w:rPr>
-          <w:lang w:val="en_US" w:bidi="en_US"/>
+          <w:lang w:val="el_GR" w:bidi="el_GR"/>
         </w:rPr>
         <w:t xml:space="preserve"> οἳ ἐμαρτύρησάν σου τῇ ἀγάπῃ ἐνώπιον ἐκκλησίας, οὓς καλῶς ποιήσεις προπέμψας ἀξίως τοῦ θεοῦ·</w:t>
       </w:r>
@@ -326,19 +326,19 @@
       <w:pPr/>
       <w:r>
         <w:rPr>
-          <w:lang w:val="en_US" w:bidi="en_US"/>
+          <w:lang w:val="el_GR" w:bidi="el_GR"/>
         </w:rPr>
       </w:r>
       <w:r>
         <w:rPr>
           <w:vertAlign w:val="superscript"/>
-          <w:lang w:val="en_US" w:bidi="en_US"/>
+          <w:lang w:val="el_GR" w:bidi="el_GR"/>
         </w:rPr>
         <w:t>7</w:t>
       </w:r>
       <w:r>
         <w:rPr>
-          <w:lang w:val="en_US" w:bidi="en_US"/>
+          <w:lang w:val="el_GR" w:bidi="el_GR"/>
         </w:rPr>
         <w:t xml:space="preserve"> ὑπὲρ γὰρ τοῦ ὀνόματος ἐξῆλθον μηδὲν λαμβάνοντες ἀπὸ τῶν ἐθνικῶν.</w:t>
       </w:r>
@@ -347,19 +347,19 @@
       <w:pPr/>
       <w:r>
         <w:rPr>
-          <w:lang w:val="en_US" w:bidi="en_US"/>
+          <w:lang w:val="el_GR" w:bidi="el_GR"/>
         </w:rPr>
       </w:r>
       <w:r>
         <w:rPr>
           <w:vertAlign w:val="superscript"/>
-          <w:lang w:val="en_US" w:bidi="en_US"/>
+          <w:lang w:val="el_GR" w:bidi="el_GR"/>
         </w:rPr>
         <w:t>8</w:t>
       </w:r>
       <w:r>
         <w:rPr>
-          <w:lang w:val="en_US" w:bidi="en_US"/>
+          <w:lang w:val="el_GR" w:bidi="el_GR"/>
         </w:rPr>
         <w:t xml:space="preserve"> ἡμεῖς οὖν ὀφείλομεν ὑπολαμβάνειν τοὺς τοιούτους, ἵνα συνεργοὶ γινώμεθα τῇ ἀληθείᾳ.</w:t>
       </w:r>
@@ -368,19 +368,19 @@
       <w:pPr/>
       <w:r>
         <w:rPr>
-          <w:lang w:val="en_US" w:bidi="en_US"/>
+          <w:lang w:val="el_GR" w:bidi="el_GR"/>
         </w:rPr>
       </w:r>
       <w:r>
         <w:rPr>
           <w:vertAlign w:val="superscript"/>
-          <w:lang w:val="en_US" w:bidi="en_US"/>
+          <w:lang w:val="el_GR" w:bidi="el_GR"/>
         </w:rPr>
         <w:t>9</w:t>
       </w:r>
       <w:r>
         <w:rPr>
-          <w:lang w:val="en_US" w:bidi="en_US"/>
+          <w:lang w:val="el_GR" w:bidi="el_GR"/>
         </w:rPr>
         <w:t xml:space="preserve"> Ἔγραψά τι τῇ ἐκκλησίᾳ· ἀλλʼ ὁ φιλοπρωτεύων αὐτῶν Διοτρέφης οὐκ ἐπιδέχεται ἡμᾶς.</w:t>
       </w:r>
@@ -389,19 +389,19 @@
       <w:pPr/>
       <w:r>
         <w:rPr>
-          <w:lang w:val="en_US" w:bidi="en_US"/>
+          <w:lang w:val="el_GR" w:bidi="el_GR"/>
         </w:rPr>
       </w:r>
       <w:r>
         <w:rPr>
           <w:vertAlign w:val="superscript"/>
-          <w:lang w:val="en_US" w:bidi="en_US"/>
+          <w:lang w:val="el_GR" w:bidi="el_GR"/>
         </w:rPr>
         <w:t>10</w:t>
       </w:r>
       <w:r>
         <w:rPr>
-          <w:lang w:val="en_US" w:bidi="en_US"/>
+          <w:lang w:val="el_GR" w:bidi="el_GR"/>
         </w:rPr>
         <w:t xml:space="preserve"> διὰ τοῦτο, ἐὰν ἔλθω, ὑπομνήσω αὐτοῦ τὰ ἔργα ἃ ποιεῖ, λόγοις πονηροῖς φλυαρῶν ἡμᾶς, καὶ μὴ ἀρκούμενος ἐπὶ τούτοις οὔτε αὐτὸς ἐπιδέχεται τοὺς ἀδελφοὺς καὶ τοὺς βουλομένους κωλύει καὶ ἐκ τῆς ἐκκλησίας ἐκβάλλει.</w:t>
       </w:r>
@@ -410,19 +410,19 @@
       <w:pPr/>
       <w:r>
         <w:rPr>
-          <w:lang w:val="en_US" w:bidi="en_US"/>
+          <w:lang w:val="el_GR" w:bidi="el_GR"/>
         </w:rPr>
       </w:r>
       <w:r>
         <w:rPr>
           <w:vertAlign w:val="superscript"/>
-          <w:lang w:val="en_US" w:bidi="en_US"/>
+          <w:lang w:val="el_GR" w:bidi="el_GR"/>
         </w:rPr>
         <w:t>11</w:t>
       </w:r>
       <w:r>
         <w:rPr>
-          <w:lang w:val="en_US" w:bidi="en_US"/>
+          <w:lang w:val="el_GR" w:bidi="el_GR"/>
         </w:rPr>
         <w:t xml:space="preserve"> Ἀγαπητέ, μὴ μιμοῦ τὸ κακὸν ἀλλὰ τὸ ἀγαθόν. ὁ ἀγαθοποιῶν ἐκ τοῦ θεοῦ ἐστιν· ὁ κακοποιῶν οὐχ ἑώρακεν τὸν θεόν.</w:t>
       </w:r>
@@ -431,19 +431,19 @@
       <w:pPr/>
       <w:r>
         <w:rPr>
-          <w:lang w:val="en_US" w:bidi="en_US"/>
+          <w:lang w:val="el_GR" w:bidi="el_GR"/>
         </w:rPr>
       </w:r>
       <w:r>
         <w:rPr>
           <w:vertAlign w:val="superscript"/>
-          <w:lang w:val="en_US" w:bidi="en_US"/>
+          <w:lang w:val="el_GR" w:bidi="el_GR"/>
         </w:rPr>
         <w:t>12</w:t>
       </w:r>
       <w:r>
         <w:rPr>
-          <w:lang w:val="en_US" w:bidi="en_US"/>
+          <w:lang w:val="el_GR" w:bidi="el_GR"/>
         </w:rPr>
         <w:t xml:space="preserve"> Δημητρίῳ μεμαρτύρηται ὑπὸ πάντων καὶ ὑπὸ αὐτῆς τῆς ἀληθείας· καὶ ἡμεῖς δὲ μαρτυροῦμεν, καὶ οἶδας ὅτι ἡ μαρτυρία ἡμῶν ἀληθής ἐστιν.</w:t>
       </w:r>
@@ -452,19 +452,19 @@
       <w:pPr/>
       <w:r>
         <w:rPr>
-          <w:lang w:val="en_US" w:bidi="en_US"/>
+          <w:lang w:val="el_GR" w:bidi="el_GR"/>
         </w:rPr>
       </w:r>
       <w:r>
         <w:rPr>
           <w:vertAlign w:val="superscript"/>
-          <w:lang w:val="en_US" w:bidi="en_US"/>
+          <w:lang w:val="el_GR" w:bidi="el_GR"/>
         </w:rPr>
         <w:t>13</w:t>
       </w:r>
       <w:r>
         <w:rPr>
-          <w:lang w:val="en_US" w:bidi="en_US"/>
+          <w:lang w:val="el_GR" w:bidi="el_GR"/>
         </w:rPr>
         <w:t xml:space="preserve"> Πολλὰ εἶχον γράψαι σοι, ἀλλʼ οὐ θέλω διὰ μέλανος καὶ καλάμου σοι γράφειν·</w:t>
       </w:r>
@@ -473,19 +473,19 @@
       <w:pPr/>
       <w:r>
         <w:rPr>
-          <w:lang w:val="en_US" w:bidi="en_US"/>
+          <w:lang w:val="el_GR" w:bidi="el_GR"/>
         </w:rPr>
       </w:r>
       <w:r>
         <w:rPr>
           <w:vertAlign w:val="superscript"/>
-          <w:lang w:val="en_US" w:bidi="en_US"/>
+          <w:lang w:val="el_GR" w:bidi="el_GR"/>
         </w:rPr>
         <w:t>14</w:t>
       </w:r>
       <w:r>
         <w:rPr>
-          <w:lang w:val="en_US" w:bidi="en_US"/>
+          <w:lang w:val="el_GR" w:bidi="el_GR"/>
         </w:rPr>
         <w:t xml:space="preserve"> ἐλπίζω δὲ εὐθέως σε ἰδεῖν, καὶ στόμα πρὸς στόμα λαλήσομεν.</w:t>
       </w:r>
@@ -494,19 +494,19 @@
       <w:pPr/>
       <w:r>
         <w:rPr>
-          <w:lang w:val="en_US" w:bidi="en_US"/>
+          <w:lang w:val="el_GR" w:bidi="el_GR"/>
         </w:rPr>
       </w:r>
       <w:r>
         <w:rPr>
           <w:vertAlign w:val="superscript"/>
-          <w:lang w:val="en_US" w:bidi="en_US"/>
+          <w:lang w:val="el_GR" w:bidi="el_GR"/>
         </w:rPr>
         <w:t>15</w:t>
       </w:r>
       <w:r>
         <w:rPr>
-          <w:lang w:val="en_US" w:bidi="en_US"/>
+          <w:lang w:val="el_GR" w:bidi="el_GR"/>
         </w:rPr>
         <w:t xml:space="preserve"> Εἰρήνη σοι. ἀσπάζονταί σε οἱ φίλοι. ἀσπάζου τοὺς φίλους κατʼ ὄνομα.</w:t>
       </w:r>
@@ -2411,7 +2411,7 @@
     <w:rPrDefault>
       <w:rPr>
         <w:rFonts w:ascii="Times New Roman" w:eastAsia="Times New Roman" w:hAnsi="Times New Roman" w:cs="Times New Roman"/>
-        <w:lang w:val="en_US" w:eastAsia="en-US" w:bidi="ar-SA"/>
+        <w:lang w:val="el_GR" w:eastAsia="en-US" w:bidi="ar-SA"/>
       </w:rPr>
     </w:rPrDefault>
     <w:pPrDefault/>
